--- a/output/tables/table_summary.docx
+++ b/output/tables/table_summary.docx
@@ -65,7 +65,7 @@
           <w:sz w:val="20"/>
           <w:color w:val="333333"/>
         </w:rPr>
-        <w:t xml:space="default">Delft, The Netherlands, 52°N, 4.4°E, TZ: Europe/Brussels</w:t>
+        <w:t xml:space="default">Delft, The Netherlands, 52°N, 4.4°E, TZ: Europe/Amsterdam</w:t>
       </w:r>
     </w:p>
     <w:tbl xmlns:w="http://schemas.openxmlformats.org/wordprocessingml/2006/main" xmlns:wp="http://schemas.openxmlformats.org/drawingml/2006/wordprocessingDrawing" xmlns:r="http://schemas.openxmlformats.org/officeDocument/2006/relationships" xmlns:w14="http://schemas.microsoft.com/office/word/2010/wordml">

--- a/output/tables/table_summary.docx
+++ b/output/tables/table_summary.docx
@@ -185,7 +185,7 @@
                 <w:rFonts w:ascii="Calibri" w:hAnsi="Calibri"/>
                 <w:sz w:val="20"/>
               </w:rPr>
-              <w:t xml:space="default">&lt;strong&gt;14&lt;/strong&gt; </w:t>
+              <w:t xml:space="default">&lt;strong&gt;15&lt;/strong&gt; </w:t>
             </w:r>
           </w:p>
         </w:tc>
@@ -286,7 +286,7 @@
                 <w:rFonts w:ascii="Calibri" w:hAnsi="Calibri"/>
                 <w:sz w:val="20"/>
               </w:rPr>
-              <w:t xml:space="default">&lt;strong&gt;117&lt;/strong&gt; (8 - 11)</w:t>
+              <w:t xml:space="default">&lt;strong&gt;125&lt;/strong&gt; (8 - 11)</w:t>
             </w:r>
           </w:p>
         </w:tc>
@@ -387,7 +387,7 @@
                 <w:rFonts w:ascii="Calibri" w:hAnsi="Calibri"/>
                 <w:sz w:val="20"/>
               </w:rPr>
-              <w:t xml:space="default">&lt;strong&gt;91&lt;/strong&gt; (6 - 9)</w:t>
+              <w:t xml:space="default">&lt;strong&gt;97&lt;/strong&gt; (6 - 9)</w:t>
             </w:r>
           </w:p>
         </w:tc>
@@ -589,7 +589,7 @@
                 <w:rFonts w:ascii="Calibri" w:hAnsi="Calibri"/>
                 <w:sz w:val="20"/>
               </w:rPr>
-              <w:t xml:space="default">&lt;strong&gt;14h 28m&lt;/strong&gt; (11h 31m - 18h 14m)</w:t>
+              <w:t xml:space="default">&lt;strong&gt;14h 42m&lt;/strong&gt; (11h 31m - 18h 14m)</w:t>
             </w:r>
           </w:p>
         </w:tc>
@@ -742,7 +742,7 @@
                 <w:rFonts w:ascii="Calibri" w:hAnsi="Calibri"/>
                 <w:sz w:val="20"/>
               </w:rPr>
-              <w:t xml:space="default">&lt;strong&gt;17,517&lt;/strong&gt; ±21,802 (0 - 131,597)</w:t>
+              <w:t xml:space="default">&lt;strong&gt;17,963&lt;/strong&gt; ±21,535 (0 - 131,597)</w:t>
             </w:r>
           </w:p>
         </w:tc>
@@ -852,7 +852,7 @@
                 <w:rFonts w:ascii="Calibri" w:hAnsi="Calibri"/>
                 <w:sz w:val="20"/>
               </w:rPr>
-              <w:t xml:space="default">&lt;strong&gt;3h 25m&lt;/strong&gt; ±2h 3m (0s - 10h 39m)</w:t>
+              <w:t xml:space="default">&lt;strong&gt;3h 27m&lt;/strong&gt; ±2h 6m (0s - 10h 39m)</w:t>
             </w:r>
           </w:p>
         </w:tc>
@@ -962,7 +962,7 @@
                 <w:rFonts w:ascii="Calibri" w:hAnsi="Calibri"/>
                 <w:sz w:val="20"/>
               </w:rPr>
-              <w:t xml:space="default">&lt;strong&gt;2h 26m&lt;/strong&gt; ±1h 31m (0s - 7h 6m)</w:t>
+              <w:t xml:space="default">&lt;strong&gt;2h 26m&lt;/strong&gt; ±1h 30m (0s - 7h 6m)</w:t>
             </w:r>
           </w:p>
         </w:tc>
@@ -1072,7 +1072,7 @@
                 <w:rFonts w:ascii="Calibri" w:hAnsi="Calibri"/>
                 <w:sz w:val="20"/>
               </w:rPr>
-              <w:t xml:space="default">&lt;strong&gt;10h 32m&lt;/strong&gt; ±3h 30m (5h 4m - 1d)</w:t>
+              <w:t xml:space="default">&lt;strong&gt;10h 40m&lt;/strong&gt; ±3h 32m (5h 4m - 1d)</w:t>
             </w:r>
           </w:p>
         </w:tc>
@@ -1182,7 +1182,7 @@
                 <w:rFonts w:ascii="Calibri" w:hAnsi="Calibri"/>
                 <w:sz w:val="20"/>
               </w:rPr>
-              <w:t xml:space="default">&lt;strong&gt;36m 54s&lt;/strong&gt; ±36m 44s (0s - 4h 27m)</w:t>
+              <w:t xml:space="default">&lt;strong&gt;36m 14s&lt;/strong&gt; ±36m 3s (0s - 4h 27m)</w:t>
             </w:r>
           </w:p>
         </w:tc>
@@ -1292,7 +1292,7 @@
                 <w:rFonts w:ascii="Calibri" w:hAnsi="Calibri"/>
                 <w:sz w:val="20"/>
               </w:rPr>
-              <w:t xml:space="default">&lt;strong&gt;1h 26m&lt;/strong&gt; ±1h 13m (0s - 6h 5m)</w:t>
+              <w:t xml:space="default">&lt;strong&gt;1h 31m&lt;/strong&gt; ±1h 19m (0s - 6h 5m)</w:t>
             </w:r>
           </w:p>
         </w:tc>
@@ -1402,7 +1402,7 @@
                 <w:rFonts w:ascii="Calibri" w:hAnsi="Calibri"/>
                 <w:sz w:val="20"/>
               </w:rPr>
-              <w:t xml:space="default">&lt;strong&gt;09:16&lt;/strong&gt; ±01:27 (05:48 - 14:54)</w:t>
+              <w:t xml:space="default">&lt;strong&gt;09:19&lt;/strong&gt; ±01:26 (05:48 - 14:54)</w:t>
             </w:r>
           </w:p>
         </w:tc>
@@ -1521,7 +1521,7 @@
                 <w:rFonts w:ascii="Calibri" w:hAnsi="Calibri"/>
                 <w:sz w:val="20"/>
               </w:rPr>
-              <w:t xml:space="default">&lt;strong&gt;14:02&lt;/strong&gt; ±01:19 (09:26 - 17:11)</w:t>
+              <w:t xml:space="default">&lt;strong&gt;14:00&lt;/strong&gt; ±01:20 (09:26 - 17:11)</w:t>
             </w:r>
           </w:p>
         </w:tc>
@@ -1640,7 +1640,7 @@
                 <w:rFonts w:ascii="Calibri" w:hAnsi="Calibri"/>
                 <w:sz w:val="20"/>
               </w:rPr>
-              <w:t xml:space="default">&lt;strong&gt;19:03&lt;/strong&gt; ±02:05 (09:26 - 23:10)</w:t>
+              <w:t xml:space="default">&lt;strong&gt;19:00&lt;/strong&gt; ±02:16 (09:26 - 23:10)</w:t>
             </w:r>
           </w:p>
         </w:tc>
@@ -1759,7 +1759,7 @@
                 <w:rFonts w:ascii="Calibri" w:hAnsi="Calibri"/>
                 <w:sz w:val="20"/>
               </w:rPr>
-              <w:t xml:space="default">&lt;strong&gt;14:03&lt;/strong&gt; ±01:57 (04:59 - 18:59)</w:t>
+              <w:t xml:space="default">&lt;strong&gt;14:06&lt;/strong&gt; ±01:55 (04:59 - 18:59)</w:t>
             </w:r>
           </w:p>
         </w:tc>
@@ -1878,7 +1878,7 @@
                 <w:rFonts w:ascii="Calibri" w:hAnsi="Calibri"/>
                 <w:sz w:val="20"/>
               </w:rPr>
-              <w:t xml:space="default">&lt;strong&gt;02:59&lt;/strong&gt; ±00:51 (02:29 - 07:03)</w:t>
+              <w:t xml:space="default">&lt;strong&gt;02:59&lt;/strong&gt; ±00:50 (02:29 - 07:03)</w:t>
             </w:r>
           </w:p>
         </w:tc>
@@ -2013,7 +2013,7 @@
                 <w:rFonts w:ascii="Calibri" w:hAnsi="Calibri"/>
                 <w:sz w:val="20"/>
               </w:rPr>
-              <w:t xml:space="default">&lt;strong&gt;170.0&lt;/strong&gt; ±182.7 (0.0 - 1,204.1)</w:t>
+              <w:t xml:space="default">&lt;strong&gt;175.6&lt;/strong&gt; ±190.2 (0.0 - 1,204.1)</w:t>
             </w:r>
           </w:p>
         </w:tc>
@@ -2240,7 +2240,7 @@
                 <w:rFonts w:ascii="Calibri" w:hAnsi="Calibri"/>
                 <w:sz w:val="20"/>
               </w:rPr>
-              <w:t xml:space="default">&lt;strong&gt;0.277&lt;/strong&gt; ±0.068 (0.147 - 0.381)</w:t>
+              <w:t xml:space="default">&lt;strong&gt;0.281&lt;/strong&gt; ±0.067 (0.147 - 0.381)</w:t>
             </w:r>
           </w:p>
         </w:tc>
@@ -2341,7 +2341,7 @@
                 <w:rFonts w:ascii="Calibri" w:hAnsi="Calibri"/>
                 <w:sz w:val="20"/>
               </w:rPr>
-              <w:t xml:space="default">&lt;strong&gt;1.395&lt;/strong&gt; ±0.308 (0.842 - 1.853)</w:t>
+              <w:t xml:space="default">&lt;strong&gt;1.372&lt;/strong&gt; ±0.311 (0.842 - 1.853)</w:t>
             </w:r>
           </w:p>
         </w:tc>
@@ -2452,7 +2452,7 @@
                 <w:rFonts w:ascii="Calibri" w:hAnsi="Calibri"/>
                 <w:sz w:val="20"/>
               </w:rPr>
-              <w:t xml:space="default">Metrics are calculated on a by-participant-day basis (n=91) with the exception of IV and IS, which are calculated on a by-participant basis (n=14).</w:t>
+              <w:t xml:space="default">Metrics are calculated on a by-participant-day basis (n=97) with the exception of IV and IS, which are calculated on a by-participant basis (n=15).</w:t>
             </w:r>
           </w:p>
         </w:tc>
